--- a/docs/manual/admin_manual.docx
+++ b/docs/manual/admin_manual.docx
@@ -95,11 +95,7 @@
           </w:pPr>
           <w:r>
             <w:fldChar w:fldCharType="begin"/>
-          </w:r>
-          <w:r>
             <w:instrText>TOC \h \o "1-2"</w:instrText>
-          </w:r>
-          <w:r>
             <w:fldChar w:fldCharType="separate"/>
           </w:r>
           <w:hyperlink w:anchor="_Toc234940724" w:history="1">
@@ -115,40 +111,10 @@
                 <w:noProof/>
               </w:rPr>
               <w:tab/>
-            </w:r>
-            <w:r>
-              <w:rPr>
-                <w:noProof/>
-              </w:rPr>
               <w:fldChar w:fldCharType="begin"/>
-            </w:r>
-            <w:r>
-              <w:rPr>
-                <w:noProof/>
-              </w:rPr>
               <w:instrText xml:space="preserve"> PAGEREF _Toc234940724 \h </w:instrText>
-            </w:r>
-            <w:r>
-              <w:rPr>
-                <w:noProof/>
-              </w:rPr>
-            </w:r>
-            <w:r>
-              <w:rPr>
-                <w:noProof/>
-              </w:rPr>
               <w:fldChar w:fldCharType="separate"/>
-            </w:r>
-            <w:r>
-              <w:rPr>
-                <w:noProof/>
-              </w:rPr>
               <w:t>2</w:t>
-            </w:r>
-            <w:r>
-              <w:rPr>
-                <w:noProof/>
-              </w:rPr>
               <w:fldChar w:fldCharType="end"/>
             </w:r>
           </w:hyperlink>
@@ -176,40 +142,10 @@
                 <w:noProof/>
               </w:rPr>
               <w:tab/>
-            </w:r>
-            <w:r>
-              <w:rPr>
-                <w:noProof/>
-              </w:rPr>
               <w:fldChar w:fldCharType="begin"/>
-            </w:r>
-            <w:r>
-              <w:rPr>
-                <w:noProof/>
-              </w:rPr>
               <w:instrText xml:space="preserve"> PAGEREF _Toc234940725 \h </w:instrText>
-            </w:r>
-            <w:r>
-              <w:rPr>
-                <w:noProof/>
-              </w:rPr>
-            </w:r>
-            <w:r>
-              <w:rPr>
-                <w:noProof/>
-              </w:rPr>
               <w:fldChar w:fldCharType="separate"/>
-            </w:r>
-            <w:r>
-              <w:rPr>
-                <w:noProof/>
-              </w:rPr>
               <w:t>4</w:t>
-            </w:r>
-            <w:r>
-              <w:rPr>
-                <w:noProof/>
-              </w:rPr>
               <w:fldChar w:fldCharType="end"/>
             </w:r>
           </w:hyperlink>
@@ -237,40 +173,10 @@
                 <w:noProof/>
               </w:rPr>
               <w:tab/>
-            </w:r>
-            <w:r>
-              <w:rPr>
-                <w:noProof/>
-              </w:rPr>
               <w:fldChar w:fldCharType="begin"/>
-            </w:r>
-            <w:r>
-              <w:rPr>
-                <w:noProof/>
-              </w:rPr>
               <w:instrText xml:space="preserve"> PAGEREF _Toc234940726 \h </w:instrText>
-            </w:r>
-            <w:r>
-              <w:rPr>
-                <w:noProof/>
-              </w:rPr>
-            </w:r>
-            <w:r>
-              <w:rPr>
-                <w:noProof/>
-              </w:rPr>
               <w:fldChar w:fldCharType="separate"/>
-            </w:r>
-            <w:r>
-              <w:rPr>
-                <w:noProof/>
-              </w:rPr>
               <w:t>4</w:t>
-            </w:r>
-            <w:r>
-              <w:rPr>
-                <w:noProof/>
-              </w:rPr>
               <w:fldChar w:fldCharType="end"/>
             </w:r>
           </w:hyperlink>
@@ -298,40 +204,10 @@
                 <w:noProof/>
               </w:rPr>
               <w:tab/>
-            </w:r>
-            <w:r>
-              <w:rPr>
-                <w:noProof/>
-              </w:rPr>
               <w:fldChar w:fldCharType="begin"/>
-            </w:r>
-            <w:r>
-              <w:rPr>
-                <w:noProof/>
-              </w:rPr>
               <w:instrText xml:space="preserve"> PAGEREF _Toc234940727 \h </w:instrText>
-            </w:r>
-            <w:r>
-              <w:rPr>
-                <w:noProof/>
-              </w:rPr>
-            </w:r>
-            <w:r>
-              <w:rPr>
-                <w:noProof/>
-              </w:rPr>
               <w:fldChar w:fldCharType="separate"/>
-            </w:r>
-            <w:r>
-              <w:rPr>
-                <w:noProof/>
-              </w:rPr>
               <w:t>4</w:t>
-            </w:r>
-            <w:r>
-              <w:rPr>
-                <w:noProof/>
-              </w:rPr>
               <w:fldChar w:fldCharType="end"/>
             </w:r>
           </w:hyperlink>
@@ -359,40 +235,10 @@
                 <w:noProof/>
               </w:rPr>
               <w:tab/>
-            </w:r>
-            <w:r>
-              <w:rPr>
-                <w:noProof/>
-              </w:rPr>
               <w:fldChar w:fldCharType="begin"/>
-            </w:r>
-            <w:r>
-              <w:rPr>
-                <w:noProof/>
-              </w:rPr>
               <w:instrText xml:space="preserve"> PAGEREF _Toc234940728 \h </w:instrText>
-            </w:r>
-            <w:r>
-              <w:rPr>
-                <w:noProof/>
-              </w:rPr>
-            </w:r>
-            <w:r>
-              <w:rPr>
-                <w:noProof/>
-              </w:rPr>
               <w:fldChar w:fldCharType="separate"/>
-            </w:r>
-            <w:r>
-              <w:rPr>
-                <w:noProof/>
-              </w:rPr>
               <w:t>4</w:t>
-            </w:r>
-            <w:r>
-              <w:rPr>
-                <w:noProof/>
-              </w:rPr>
               <w:fldChar w:fldCharType="end"/>
             </w:r>
           </w:hyperlink>
@@ -420,40 +266,10 @@
                 <w:noProof/>
               </w:rPr>
               <w:tab/>
-            </w:r>
-            <w:r>
-              <w:rPr>
-                <w:noProof/>
-              </w:rPr>
               <w:fldChar w:fldCharType="begin"/>
-            </w:r>
-            <w:r>
-              <w:rPr>
-                <w:noProof/>
-              </w:rPr>
               <w:instrText xml:space="preserve"> PAGEREF _Toc234940729 \h </w:instrText>
-            </w:r>
-            <w:r>
-              <w:rPr>
-                <w:noProof/>
-              </w:rPr>
-            </w:r>
-            <w:r>
-              <w:rPr>
-                <w:noProof/>
-              </w:rPr>
               <w:fldChar w:fldCharType="separate"/>
-            </w:r>
-            <w:r>
-              <w:rPr>
-                <w:noProof/>
-              </w:rPr>
               <w:t>4</w:t>
-            </w:r>
-            <w:r>
-              <w:rPr>
-                <w:noProof/>
-              </w:rPr>
               <w:fldChar w:fldCharType="end"/>
             </w:r>
           </w:hyperlink>
@@ -481,40 +297,10 @@
                 <w:noProof/>
               </w:rPr>
               <w:tab/>
-            </w:r>
-            <w:r>
-              <w:rPr>
-                <w:noProof/>
-              </w:rPr>
               <w:fldChar w:fldCharType="begin"/>
-            </w:r>
-            <w:r>
-              <w:rPr>
-                <w:noProof/>
-              </w:rPr>
               <w:instrText xml:space="preserve"> PAGEREF _Toc234940730 \h </w:instrText>
-            </w:r>
-            <w:r>
-              <w:rPr>
-                <w:noProof/>
-              </w:rPr>
-            </w:r>
-            <w:r>
-              <w:rPr>
-                <w:noProof/>
-              </w:rPr>
               <w:fldChar w:fldCharType="separate"/>
-            </w:r>
-            <w:r>
-              <w:rPr>
-                <w:noProof/>
-              </w:rPr>
               <w:t>5</w:t>
-            </w:r>
-            <w:r>
-              <w:rPr>
-                <w:noProof/>
-              </w:rPr>
               <w:fldChar w:fldCharType="end"/>
             </w:r>
           </w:hyperlink>
@@ -542,40 +328,10 @@
                 <w:noProof/>
               </w:rPr>
               <w:tab/>
-            </w:r>
-            <w:r>
-              <w:rPr>
-                <w:noProof/>
-              </w:rPr>
               <w:fldChar w:fldCharType="begin"/>
-            </w:r>
-            <w:r>
-              <w:rPr>
-                <w:noProof/>
-              </w:rPr>
               <w:instrText xml:space="preserve"> PAGEREF _Toc234940731 \h </w:instrText>
-            </w:r>
-            <w:r>
-              <w:rPr>
-                <w:noProof/>
-              </w:rPr>
-            </w:r>
-            <w:r>
-              <w:rPr>
-                <w:noProof/>
-              </w:rPr>
               <w:fldChar w:fldCharType="separate"/>
-            </w:r>
-            <w:r>
-              <w:rPr>
-                <w:noProof/>
-              </w:rPr>
               <w:t>5</w:t>
-            </w:r>
-            <w:r>
-              <w:rPr>
-                <w:noProof/>
-              </w:rPr>
               <w:fldChar w:fldCharType="end"/>
             </w:r>
           </w:hyperlink>
@@ -603,40 +359,10 @@
                 <w:noProof/>
               </w:rPr>
               <w:tab/>
-            </w:r>
-            <w:r>
-              <w:rPr>
-                <w:noProof/>
-              </w:rPr>
               <w:fldChar w:fldCharType="begin"/>
-            </w:r>
-            <w:r>
-              <w:rPr>
-                <w:noProof/>
-              </w:rPr>
               <w:instrText xml:space="preserve"> PAGEREF _Toc234940732 \h </w:instrText>
-            </w:r>
-            <w:r>
-              <w:rPr>
-                <w:noProof/>
-              </w:rPr>
-            </w:r>
-            <w:r>
-              <w:rPr>
-                <w:noProof/>
-              </w:rPr>
               <w:fldChar w:fldCharType="separate"/>
-            </w:r>
-            <w:r>
-              <w:rPr>
-                <w:noProof/>
-              </w:rPr>
               <w:t>5</w:t>
-            </w:r>
-            <w:r>
-              <w:rPr>
-                <w:noProof/>
-              </w:rPr>
               <w:fldChar w:fldCharType="end"/>
             </w:r>
           </w:hyperlink>
@@ -664,40 +390,10 @@
                 <w:noProof/>
               </w:rPr>
               <w:tab/>
-            </w:r>
-            <w:r>
-              <w:rPr>
-                <w:noProof/>
-              </w:rPr>
               <w:fldChar w:fldCharType="begin"/>
-            </w:r>
-            <w:r>
-              <w:rPr>
-                <w:noProof/>
-              </w:rPr>
               <w:instrText xml:space="preserve"> PAGEREF _Toc234940733 \h </w:instrText>
-            </w:r>
-            <w:r>
-              <w:rPr>
-                <w:noProof/>
-              </w:rPr>
-            </w:r>
-            <w:r>
-              <w:rPr>
-                <w:noProof/>
-              </w:rPr>
               <w:fldChar w:fldCharType="separate"/>
-            </w:r>
-            <w:r>
-              <w:rPr>
-                <w:noProof/>
-              </w:rPr>
               <w:t>5</w:t>
-            </w:r>
-            <w:r>
-              <w:rPr>
-                <w:noProof/>
-              </w:rPr>
               <w:fldChar w:fldCharType="end"/>
             </w:r>
           </w:hyperlink>
@@ -725,40 +421,10 @@
                 <w:noProof/>
               </w:rPr>
               <w:tab/>
-            </w:r>
-            <w:r>
-              <w:rPr>
-                <w:noProof/>
-              </w:rPr>
               <w:fldChar w:fldCharType="begin"/>
-            </w:r>
-            <w:r>
-              <w:rPr>
-                <w:noProof/>
-              </w:rPr>
               <w:instrText xml:space="preserve"> PAGEREF _Toc234940734 \h </w:instrText>
-            </w:r>
-            <w:r>
-              <w:rPr>
-                <w:noProof/>
-              </w:rPr>
-            </w:r>
-            <w:r>
-              <w:rPr>
-                <w:noProof/>
-              </w:rPr>
               <w:fldChar w:fldCharType="separate"/>
-            </w:r>
-            <w:r>
-              <w:rPr>
-                <w:noProof/>
-              </w:rPr>
               <w:t>6</w:t>
-            </w:r>
-            <w:r>
-              <w:rPr>
-                <w:noProof/>
-              </w:rPr>
               <w:fldChar w:fldCharType="end"/>
             </w:r>
           </w:hyperlink>
@@ -786,40 +452,10 @@
                 <w:noProof/>
               </w:rPr>
               <w:tab/>
-            </w:r>
-            <w:r>
-              <w:rPr>
-                <w:noProof/>
-              </w:rPr>
               <w:fldChar w:fldCharType="begin"/>
-            </w:r>
-            <w:r>
-              <w:rPr>
-                <w:noProof/>
-              </w:rPr>
               <w:instrText xml:space="preserve"> PAGEREF _Toc234940735 \h </w:instrText>
-            </w:r>
-            <w:r>
-              <w:rPr>
-                <w:noProof/>
-              </w:rPr>
-            </w:r>
-            <w:r>
-              <w:rPr>
-                <w:noProof/>
-              </w:rPr>
               <w:fldChar w:fldCharType="separate"/>
-            </w:r>
-            <w:r>
-              <w:rPr>
-                <w:noProof/>
-              </w:rPr>
               <w:t>6</w:t>
-            </w:r>
-            <w:r>
-              <w:rPr>
-                <w:noProof/>
-              </w:rPr>
               <w:fldChar w:fldCharType="end"/>
             </w:r>
           </w:hyperlink>
@@ -847,40 +483,10 @@
                 <w:noProof/>
               </w:rPr>
               <w:tab/>
-            </w:r>
-            <w:r>
-              <w:rPr>
-                <w:noProof/>
-              </w:rPr>
               <w:fldChar w:fldCharType="begin"/>
-            </w:r>
-            <w:r>
-              <w:rPr>
-                <w:noProof/>
-              </w:rPr>
               <w:instrText xml:space="preserve"> PAGEREF _Toc234940736 \h </w:instrText>
-            </w:r>
-            <w:r>
-              <w:rPr>
-                <w:noProof/>
-              </w:rPr>
-            </w:r>
-            <w:r>
-              <w:rPr>
-                <w:noProof/>
-              </w:rPr>
               <w:fldChar w:fldCharType="separate"/>
-            </w:r>
-            <w:r>
-              <w:rPr>
-                <w:noProof/>
-              </w:rPr>
               <w:t>6</w:t>
-            </w:r>
-            <w:r>
-              <w:rPr>
-                <w:noProof/>
-              </w:rPr>
               <w:fldChar w:fldCharType="end"/>
             </w:r>
           </w:hyperlink>
@@ -908,40 +514,10 @@
                 <w:noProof/>
               </w:rPr>
               <w:tab/>
-            </w:r>
-            <w:r>
-              <w:rPr>
-                <w:noProof/>
-              </w:rPr>
               <w:fldChar w:fldCharType="begin"/>
-            </w:r>
-            <w:r>
-              <w:rPr>
-                <w:noProof/>
-              </w:rPr>
               <w:instrText xml:space="preserve"> PAGEREF _Toc234940737 \h </w:instrText>
-            </w:r>
-            <w:r>
-              <w:rPr>
-                <w:noProof/>
-              </w:rPr>
-            </w:r>
-            <w:r>
-              <w:rPr>
-                <w:noProof/>
-              </w:rPr>
               <w:fldChar w:fldCharType="separate"/>
-            </w:r>
-            <w:r>
-              <w:rPr>
-                <w:noProof/>
-              </w:rPr>
               <w:t>6</w:t>
-            </w:r>
-            <w:r>
-              <w:rPr>
-                <w:noProof/>
-              </w:rPr>
               <w:fldChar w:fldCharType="end"/>
             </w:r>
           </w:hyperlink>
@@ -969,40 +545,10 @@
                 <w:noProof/>
               </w:rPr>
               <w:tab/>
-            </w:r>
-            <w:r>
-              <w:rPr>
-                <w:noProof/>
-              </w:rPr>
               <w:fldChar w:fldCharType="begin"/>
-            </w:r>
-            <w:r>
-              <w:rPr>
-                <w:noProof/>
-              </w:rPr>
               <w:instrText xml:space="preserve"> PAGEREF _Toc234940738 \h </w:instrText>
-            </w:r>
-            <w:r>
-              <w:rPr>
-                <w:noProof/>
-              </w:rPr>
-            </w:r>
-            <w:r>
-              <w:rPr>
-                <w:noProof/>
-              </w:rPr>
               <w:fldChar w:fldCharType="separate"/>
-            </w:r>
-            <w:r>
-              <w:rPr>
-                <w:noProof/>
-              </w:rPr>
               <w:t>7</w:t>
-            </w:r>
-            <w:r>
-              <w:rPr>
-                <w:noProof/>
-              </w:rPr>
               <w:fldChar w:fldCharType="end"/>
             </w:r>
           </w:hyperlink>
@@ -1030,40 +576,10 @@
                 <w:noProof/>
               </w:rPr>
               <w:tab/>
-            </w:r>
-            <w:r>
-              <w:rPr>
-                <w:noProof/>
-              </w:rPr>
               <w:fldChar w:fldCharType="begin"/>
-            </w:r>
-            <w:r>
-              <w:rPr>
-                <w:noProof/>
-              </w:rPr>
               <w:instrText xml:space="preserve"> PAGEREF _Toc234940739 \h </w:instrText>
-            </w:r>
-            <w:r>
-              <w:rPr>
-                <w:noProof/>
-              </w:rPr>
-            </w:r>
-            <w:r>
-              <w:rPr>
-                <w:noProof/>
-              </w:rPr>
               <w:fldChar w:fldCharType="separate"/>
-            </w:r>
-            <w:r>
-              <w:rPr>
-                <w:noProof/>
-              </w:rPr>
               <w:t>7</w:t>
-            </w:r>
-            <w:r>
-              <w:rPr>
-                <w:noProof/>
-              </w:rPr>
               <w:fldChar w:fldCharType="end"/>
             </w:r>
           </w:hyperlink>
@@ -1091,40 +607,10 @@
                 <w:noProof/>
               </w:rPr>
               <w:tab/>
-            </w:r>
-            <w:r>
-              <w:rPr>
-                <w:noProof/>
-              </w:rPr>
               <w:fldChar w:fldCharType="begin"/>
-            </w:r>
-            <w:r>
-              <w:rPr>
-                <w:noProof/>
-              </w:rPr>
               <w:instrText xml:space="preserve"> PAGEREF _Toc234940740 \h </w:instrText>
-            </w:r>
-            <w:r>
-              <w:rPr>
-                <w:noProof/>
-              </w:rPr>
-            </w:r>
-            <w:r>
-              <w:rPr>
-                <w:noProof/>
-              </w:rPr>
               <w:fldChar w:fldCharType="separate"/>
-            </w:r>
-            <w:r>
-              <w:rPr>
-                <w:noProof/>
-              </w:rPr>
               <w:t>8</w:t>
-            </w:r>
-            <w:r>
-              <w:rPr>
-                <w:noProof/>
-              </w:rPr>
               <w:fldChar w:fldCharType="end"/>
             </w:r>
           </w:hyperlink>
@@ -1152,40 +638,10 @@
                 <w:noProof/>
               </w:rPr>
               <w:tab/>
-            </w:r>
-            <w:r>
-              <w:rPr>
-                <w:noProof/>
-              </w:rPr>
               <w:fldChar w:fldCharType="begin"/>
-            </w:r>
-            <w:r>
-              <w:rPr>
-                <w:noProof/>
-              </w:rPr>
               <w:instrText xml:space="preserve"> PAGEREF _Toc234940741 \h </w:instrText>
-            </w:r>
-            <w:r>
-              <w:rPr>
-                <w:noProof/>
-              </w:rPr>
-            </w:r>
-            <w:r>
-              <w:rPr>
-                <w:noProof/>
-              </w:rPr>
               <w:fldChar w:fldCharType="separate"/>
-            </w:r>
-            <w:r>
-              <w:rPr>
-                <w:noProof/>
-              </w:rPr>
               <w:t>9</w:t>
-            </w:r>
-            <w:r>
-              <w:rPr>
-                <w:noProof/>
-              </w:rPr>
               <w:fldChar w:fldCharType="end"/>
             </w:r>
           </w:hyperlink>
@@ -1213,40 +669,10 @@
                 <w:noProof/>
               </w:rPr>
               <w:tab/>
-            </w:r>
-            <w:r>
-              <w:rPr>
-                <w:noProof/>
-              </w:rPr>
               <w:fldChar w:fldCharType="begin"/>
-            </w:r>
-            <w:r>
-              <w:rPr>
-                <w:noProof/>
-              </w:rPr>
               <w:instrText xml:space="preserve"> PAGEREF _Toc234940742 \h </w:instrText>
-            </w:r>
-            <w:r>
-              <w:rPr>
-                <w:noProof/>
-              </w:rPr>
-            </w:r>
-            <w:r>
-              <w:rPr>
-                <w:noProof/>
-              </w:rPr>
               <w:fldChar w:fldCharType="separate"/>
-            </w:r>
-            <w:r>
-              <w:rPr>
-                <w:noProof/>
-              </w:rPr>
               <w:t>9</w:t>
-            </w:r>
-            <w:r>
-              <w:rPr>
-                <w:noProof/>
-              </w:rPr>
               <w:fldChar w:fldCharType="end"/>
             </w:r>
           </w:hyperlink>
@@ -1274,40 +700,10 @@
                 <w:noProof/>
               </w:rPr>
               <w:tab/>
-            </w:r>
-            <w:r>
-              <w:rPr>
-                <w:noProof/>
-              </w:rPr>
               <w:fldChar w:fldCharType="begin"/>
-            </w:r>
-            <w:r>
-              <w:rPr>
-                <w:noProof/>
-              </w:rPr>
               <w:instrText xml:space="preserve"> PAGEREF _Toc234940743 \h </w:instrText>
-            </w:r>
-            <w:r>
-              <w:rPr>
-                <w:noProof/>
-              </w:rPr>
-            </w:r>
-            <w:r>
-              <w:rPr>
-                <w:noProof/>
-              </w:rPr>
               <w:fldChar w:fldCharType="separate"/>
-            </w:r>
-            <w:r>
-              <w:rPr>
-                <w:noProof/>
-              </w:rPr>
               <w:t>9</w:t>
-            </w:r>
-            <w:r>
-              <w:rPr>
-                <w:noProof/>
-              </w:rPr>
               <w:fldChar w:fldCharType="end"/>
             </w:r>
           </w:hyperlink>
@@ -1335,40 +731,10 @@
                 <w:noProof/>
               </w:rPr>
               <w:tab/>
-            </w:r>
-            <w:r>
-              <w:rPr>
-                <w:noProof/>
-              </w:rPr>
               <w:fldChar w:fldCharType="begin"/>
-            </w:r>
-            <w:r>
-              <w:rPr>
-                <w:noProof/>
-              </w:rPr>
               <w:instrText xml:space="preserve"> PAGEREF _Toc234940744 \h </w:instrText>
-            </w:r>
-            <w:r>
-              <w:rPr>
-                <w:noProof/>
-              </w:rPr>
-            </w:r>
-            <w:r>
-              <w:rPr>
-                <w:noProof/>
-              </w:rPr>
               <w:fldChar w:fldCharType="separate"/>
-            </w:r>
-            <w:r>
-              <w:rPr>
-                <w:noProof/>
-              </w:rPr>
               <w:t>10</w:t>
-            </w:r>
-            <w:r>
-              <w:rPr>
-                <w:noProof/>
-              </w:rPr>
               <w:fldChar w:fldCharType="end"/>
             </w:r>
           </w:hyperlink>
@@ -1396,40 +762,10 @@
                 <w:noProof/>
               </w:rPr>
               <w:tab/>
-            </w:r>
-            <w:r>
-              <w:rPr>
-                <w:noProof/>
-              </w:rPr>
               <w:fldChar w:fldCharType="begin"/>
-            </w:r>
-            <w:r>
-              <w:rPr>
-                <w:noProof/>
-              </w:rPr>
               <w:instrText xml:space="preserve"> PAGEREF _Toc234940745 \h </w:instrText>
-            </w:r>
-            <w:r>
-              <w:rPr>
-                <w:noProof/>
-              </w:rPr>
-            </w:r>
-            <w:r>
-              <w:rPr>
-                <w:noProof/>
-              </w:rPr>
               <w:fldChar w:fldCharType="separate"/>
-            </w:r>
-            <w:r>
-              <w:rPr>
-                <w:noProof/>
-              </w:rPr>
               <w:t>10</w:t>
-            </w:r>
-            <w:r>
-              <w:rPr>
-                <w:noProof/>
-              </w:rPr>
               <w:fldChar w:fldCharType="end"/>
             </w:r>
           </w:hyperlink>
@@ -1457,40 +793,10 @@
                 <w:noProof/>
               </w:rPr>
               <w:tab/>
-            </w:r>
-            <w:r>
-              <w:rPr>
-                <w:noProof/>
-              </w:rPr>
               <w:fldChar w:fldCharType="begin"/>
-            </w:r>
-            <w:r>
-              <w:rPr>
-                <w:noProof/>
-              </w:rPr>
               <w:instrText xml:space="preserve"> PAGEREF _Toc234940746 \h </w:instrText>
-            </w:r>
-            <w:r>
-              <w:rPr>
-                <w:noProof/>
-              </w:rPr>
-            </w:r>
-            <w:r>
-              <w:rPr>
-                <w:noProof/>
-              </w:rPr>
               <w:fldChar w:fldCharType="separate"/>
-            </w:r>
-            <w:r>
-              <w:rPr>
-                <w:noProof/>
-              </w:rPr>
               <w:t>10</w:t>
-            </w:r>
-            <w:r>
-              <w:rPr>
-                <w:noProof/>
-              </w:rPr>
               <w:fldChar w:fldCharType="end"/>
             </w:r>
           </w:hyperlink>
@@ -1518,40 +824,10 @@
                 <w:noProof/>
               </w:rPr>
               <w:tab/>
-            </w:r>
-            <w:r>
-              <w:rPr>
-                <w:noProof/>
-              </w:rPr>
               <w:fldChar w:fldCharType="begin"/>
-            </w:r>
-            <w:r>
-              <w:rPr>
-                <w:noProof/>
-              </w:rPr>
               <w:instrText xml:space="preserve"> PAGEREF _Toc234940747 \h </w:instrText>
-            </w:r>
-            <w:r>
-              <w:rPr>
-                <w:noProof/>
-              </w:rPr>
-            </w:r>
-            <w:r>
-              <w:rPr>
-                <w:noProof/>
-              </w:rPr>
               <w:fldChar w:fldCharType="separate"/>
-            </w:r>
-            <w:r>
-              <w:rPr>
-                <w:noProof/>
-              </w:rPr>
               <w:t>10</w:t>
-            </w:r>
-            <w:r>
-              <w:rPr>
-                <w:noProof/>
-              </w:rPr>
               <w:fldChar w:fldCharType="end"/>
             </w:r>
           </w:hyperlink>
@@ -1579,40 +855,10 @@
                 <w:noProof/>
               </w:rPr>
               <w:tab/>
-            </w:r>
-            <w:r>
-              <w:rPr>
-                <w:noProof/>
-              </w:rPr>
               <w:fldChar w:fldCharType="begin"/>
-            </w:r>
-            <w:r>
-              <w:rPr>
-                <w:noProof/>
-              </w:rPr>
               <w:instrText xml:space="preserve"> PAGEREF _Toc234940748 \h </w:instrText>
-            </w:r>
-            <w:r>
-              <w:rPr>
-                <w:noProof/>
-              </w:rPr>
-            </w:r>
-            <w:r>
-              <w:rPr>
-                <w:noProof/>
-              </w:rPr>
               <w:fldChar w:fldCharType="separate"/>
-            </w:r>
-            <w:r>
-              <w:rPr>
-                <w:noProof/>
-              </w:rPr>
               <w:t>10</w:t>
-            </w:r>
-            <w:r>
-              <w:rPr>
-                <w:noProof/>
-              </w:rPr>
               <w:fldChar w:fldCharType="end"/>
             </w:r>
           </w:hyperlink>
@@ -1640,40 +886,10 @@
                 <w:noProof/>
               </w:rPr>
               <w:tab/>
-            </w:r>
-            <w:r>
-              <w:rPr>
-                <w:noProof/>
-              </w:rPr>
               <w:fldChar w:fldCharType="begin"/>
-            </w:r>
-            <w:r>
-              <w:rPr>
-                <w:noProof/>
-              </w:rPr>
               <w:instrText xml:space="preserve"> PAGEREF _Toc234940749 \h </w:instrText>
-            </w:r>
-            <w:r>
-              <w:rPr>
-                <w:noProof/>
-              </w:rPr>
-            </w:r>
-            <w:r>
-              <w:rPr>
-                <w:noProof/>
-              </w:rPr>
               <w:fldChar w:fldCharType="separate"/>
-            </w:r>
-            <w:r>
-              <w:rPr>
-                <w:noProof/>
-              </w:rPr>
               <w:t>11</w:t>
-            </w:r>
-            <w:r>
-              <w:rPr>
-                <w:noProof/>
-              </w:rPr>
               <w:fldChar w:fldCharType="end"/>
             </w:r>
           </w:hyperlink>
@@ -1701,40 +917,10 @@
                 <w:noProof/>
               </w:rPr>
               <w:tab/>
-            </w:r>
-            <w:r>
-              <w:rPr>
-                <w:noProof/>
-              </w:rPr>
               <w:fldChar w:fldCharType="begin"/>
-            </w:r>
-            <w:r>
-              <w:rPr>
-                <w:noProof/>
-              </w:rPr>
               <w:instrText xml:space="preserve"> PAGEREF _Toc234940750 \h </w:instrText>
-            </w:r>
-            <w:r>
-              <w:rPr>
-                <w:noProof/>
-              </w:rPr>
-            </w:r>
-            <w:r>
-              <w:rPr>
-                <w:noProof/>
-              </w:rPr>
               <w:fldChar w:fldCharType="separate"/>
-            </w:r>
-            <w:r>
-              <w:rPr>
-                <w:noProof/>
-              </w:rPr>
               <w:t>11</w:t>
-            </w:r>
-            <w:r>
-              <w:rPr>
-                <w:noProof/>
-              </w:rPr>
               <w:fldChar w:fldCharType="end"/>
             </w:r>
           </w:hyperlink>
@@ -1762,40 +948,10 @@
                 <w:noProof/>
               </w:rPr>
               <w:tab/>
-            </w:r>
-            <w:r>
-              <w:rPr>
-                <w:noProof/>
-              </w:rPr>
               <w:fldChar w:fldCharType="begin"/>
-            </w:r>
-            <w:r>
-              <w:rPr>
-                <w:noProof/>
-              </w:rPr>
               <w:instrText xml:space="preserve"> PAGEREF _Toc234940751 \h </w:instrText>
-            </w:r>
-            <w:r>
-              <w:rPr>
-                <w:noProof/>
-              </w:rPr>
-            </w:r>
-            <w:r>
-              <w:rPr>
-                <w:noProof/>
-              </w:rPr>
               <w:fldChar w:fldCharType="separate"/>
-            </w:r>
-            <w:r>
-              <w:rPr>
-                <w:noProof/>
-              </w:rPr>
               <w:t>11</w:t>
-            </w:r>
-            <w:r>
-              <w:rPr>
-                <w:noProof/>
-              </w:rPr>
               <w:fldChar w:fldCharType="end"/>
             </w:r>
           </w:hyperlink>
@@ -1823,40 +979,10 @@
                 <w:noProof/>
               </w:rPr>
               <w:tab/>
-            </w:r>
-            <w:r>
-              <w:rPr>
-                <w:noProof/>
-              </w:rPr>
               <w:fldChar w:fldCharType="begin"/>
-            </w:r>
-            <w:r>
-              <w:rPr>
-                <w:noProof/>
-              </w:rPr>
               <w:instrText xml:space="preserve"> PAGEREF _Toc234940752 \h </w:instrText>
-            </w:r>
-            <w:r>
-              <w:rPr>
-                <w:noProof/>
-              </w:rPr>
-            </w:r>
-            <w:r>
-              <w:rPr>
-                <w:noProof/>
-              </w:rPr>
               <w:fldChar w:fldCharType="separate"/>
-            </w:r>
-            <w:r>
-              <w:rPr>
-                <w:noProof/>
-              </w:rPr>
               <w:t>11</w:t>
-            </w:r>
-            <w:r>
-              <w:rPr>
-                <w:noProof/>
-              </w:rPr>
               <w:fldChar w:fldCharType="end"/>
             </w:r>
           </w:hyperlink>
@@ -1884,40 +1010,10 @@
                 <w:noProof/>
               </w:rPr>
               <w:tab/>
-            </w:r>
-            <w:r>
-              <w:rPr>
-                <w:noProof/>
-              </w:rPr>
               <w:fldChar w:fldCharType="begin"/>
-            </w:r>
-            <w:r>
-              <w:rPr>
-                <w:noProof/>
-              </w:rPr>
               <w:instrText xml:space="preserve"> PAGEREF _Toc234940753 \h </w:instrText>
-            </w:r>
-            <w:r>
-              <w:rPr>
-                <w:noProof/>
-              </w:rPr>
-            </w:r>
-            <w:r>
-              <w:rPr>
-                <w:noProof/>
-              </w:rPr>
               <w:fldChar w:fldCharType="separate"/>
-            </w:r>
-            <w:r>
-              <w:rPr>
-                <w:noProof/>
-              </w:rPr>
               <w:t>12</w:t>
-            </w:r>
-            <w:r>
-              <w:rPr>
-                <w:noProof/>
-              </w:rPr>
               <w:fldChar w:fldCharType="end"/>
             </w:r>
           </w:hyperlink>
@@ -1945,40 +1041,10 @@
                 <w:noProof/>
               </w:rPr>
               <w:tab/>
-            </w:r>
-            <w:r>
-              <w:rPr>
-                <w:noProof/>
-              </w:rPr>
               <w:fldChar w:fldCharType="begin"/>
-            </w:r>
-            <w:r>
-              <w:rPr>
-                <w:noProof/>
-              </w:rPr>
               <w:instrText xml:space="preserve"> PAGEREF _Toc234940754 \h </w:instrText>
-            </w:r>
-            <w:r>
-              <w:rPr>
-                <w:noProof/>
-              </w:rPr>
-            </w:r>
-            <w:r>
-              <w:rPr>
-                <w:noProof/>
-              </w:rPr>
               <w:fldChar w:fldCharType="separate"/>
-            </w:r>
-            <w:r>
-              <w:rPr>
-                <w:noProof/>
-              </w:rPr>
               <w:t>12</w:t>
-            </w:r>
-            <w:r>
-              <w:rPr>
-                <w:noProof/>
-              </w:rPr>
               <w:fldChar w:fldCharType="end"/>
             </w:r>
           </w:hyperlink>
@@ -2006,40 +1072,10 @@
                 <w:noProof/>
               </w:rPr>
               <w:tab/>
-            </w:r>
-            <w:r>
-              <w:rPr>
-                <w:noProof/>
-              </w:rPr>
               <w:fldChar w:fldCharType="begin"/>
-            </w:r>
-            <w:r>
-              <w:rPr>
-                <w:noProof/>
-              </w:rPr>
               <w:instrText xml:space="preserve"> PAGEREF _Toc234940755 \h </w:instrText>
-            </w:r>
-            <w:r>
-              <w:rPr>
-                <w:noProof/>
-              </w:rPr>
-            </w:r>
-            <w:r>
-              <w:rPr>
-                <w:noProof/>
-              </w:rPr>
               <w:fldChar w:fldCharType="separate"/>
-            </w:r>
-            <w:r>
-              <w:rPr>
-                <w:noProof/>
-              </w:rPr>
               <w:t>12</w:t>
-            </w:r>
-            <w:r>
-              <w:rPr>
-                <w:noProof/>
-              </w:rPr>
               <w:fldChar w:fldCharType="end"/>
             </w:r>
           </w:hyperlink>
@@ -2067,40 +1103,10 @@
                 <w:noProof/>
               </w:rPr>
               <w:tab/>
-            </w:r>
-            <w:r>
-              <w:rPr>
-                <w:noProof/>
-              </w:rPr>
               <w:fldChar w:fldCharType="begin"/>
-            </w:r>
-            <w:r>
-              <w:rPr>
-                <w:noProof/>
-              </w:rPr>
               <w:instrText xml:space="preserve"> PAGEREF _Toc234940756 \h </w:instrText>
-            </w:r>
-            <w:r>
-              <w:rPr>
-                <w:noProof/>
-              </w:rPr>
-            </w:r>
-            <w:r>
-              <w:rPr>
-                <w:noProof/>
-              </w:rPr>
               <w:fldChar w:fldCharType="separate"/>
-            </w:r>
-            <w:r>
-              <w:rPr>
-                <w:noProof/>
-              </w:rPr>
               <w:t>12</w:t>
-            </w:r>
-            <w:r>
-              <w:rPr>
-                <w:noProof/>
-              </w:rPr>
               <w:fldChar w:fldCharType="end"/>
             </w:r>
           </w:hyperlink>
@@ -2128,40 +1134,10 @@
                 <w:noProof/>
               </w:rPr>
               <w:tab/>
-            </w:r>
-            <w:r>
-              <w:rPr>
-                <w:noProof/>
-              </w:rPr>
               <w:fldChar w:fldCharType="begin"/>
-            </w:r>
-            <w:r>
-              <w:rPr>
-                <w:noProof/>
-              </w:rPr>
               <w:instrText xml:space="preserve"> PAGEREF _Toc234940757 \h </w:instrText>
-            </w:r>
-            <w:r>
-              <w:rPr>
-                <w:noProof/>
-              </w:rPr>
-            </w:r>
-            <w:r>
-              <w:rPr>
-                <w:noProof/>
-              </w:rPr>
               <w:fldChar w:fldCharType="separate"/>
-            </w:r>
-            <w:r>
-              <w:rPr>
-                <w:noProof/>
-              </w:rPr>
               <w:t>12</w:t>
-            </w:r>
-            <w:r>
-              <w:rPr>
-                <w:noProof/>
-              </w:rPr>
               <w:fldChar w:fldCharType="end"/>
             </w:r>
           </w:hyperlink>
@@ -2189,40 +1165,10 @@
                 <w:noProof/>
               </w:rPr>
               <w:tab/>
-            </w:r>
-            <w:r>
-              <w:rPr>
-                <w:noProof/>
-              </w:rPr>
               <w:fldChar w:fldCharType="begin"/>
-            </w:r>
-            <w:r>
-              <w:rPr>
-                <w:noProof/>
-              </w:rPr>
               <w:instrText xml:space="preserve"> PAGEREF _Toc234940758 \h </w:instrText>
-            </w:r>
-            <w:r>
-              <w:rPr>
-                <w:noProof/>
-              </w:rPr>
-            </w:r>
-            <w:r>
-              <w:rPr>
-                <w:noProof/>
-              </w:rPr>
               <w:fldChar w:fldCharType="separate"/>
-            </w:r>
-            <w:r>
-              <w:rPr>
-                <w:noProof/>
-              </w:rPr>
               <w:t>12</w:t>
-            </w:r>
-            <w:r>
-              <w:rPr>
-                <w:noProof/>
-              </w:rPr>
               <w:fldChar w:fldCharType="end"/>
             </w:r>
           </w:hyperlink>
@@ -2250,40 +1196,10 @@
                 <w:noProof/>
               </w:rPr>
               <w:tab/>
-            </w:r>
-            <w:r>
-              <w:rPr>
-                <w:noProof/>
-              </w:rPr>
               <w:fldChar w:fldCharType="begin"/>
-            </w:r>
-            <w:r>
-              <w:rPr>
-                <w:noProof/>
-              </w:rPr>
               <w:instrText xml:space="preserve"> PAGEREF _Toc234940759 \h </w:instrText>
-            </w:r>
-            <w:r>
-              <w:rPr>
-                <w:noProof/>
-              </w:rPr>
-            </w:r>
-            <w:r>
-              <w:rPr>
-                <w:noProof/>
-              </w:rPr>
               <w:fldChar w:fldCharType="separate"/>
-            </w:r>
-            <w:r>
-              <w:rPr>
-                <w:noProof/>
-              </w:rPr>
               <w:t>12</w:t>
-            </w:r>
-            <w:r>
-              <w:rPr>
-                <w:noProof/>
-              </w:rPr>
               <w:fldChar w:fldCharType="end"/>
             </w:r>
           </w:hyperlink>
@@ -2311,40 +1227,10 @@
                 <w:noProof/>
               </w:rPr>
               <w:tab/>
-            </w:r>
-            <w:r>
-              <w:rPr>
-                <w:noProof/>
-              </w:rPr>
               <w:fldChar w:fldCharType="begin"/>
-            </w:r>
-            <w:r>
-              <w:rPr>
-                <w:noProof/>
-              </w:rPr>
               <w:instrText xml:space="preserve"> PAGEREF _Toc234940760 \h </w:instrText>
-            </w:r>
-            <w:r>
-              <w:rPr>
-                <w:noProof/>
-              </w:rPr>
-            </w:r>
-            <w:r>
-              <w:rPr>
-                <w:noProof/>
-              </w:rPr>
               <w:fldChar w:fldCharType="separate"/>
-            </w:r>
-            <w:r>
-              <w:rPr>
-                <w:noProof/>
-              </w:rPr>
               <w:t>13</w:t>
-            </w:r>
-            <w:r>
-              <w:rPr>
-                <w:noProof/>
-              </w:rPr>
               <w:fldChar w:fldCharType="end"/>
             </w:r>
           </w:hyperlink>
@@ -2372,40 +1258,10 @@
                 <w:noProof/>
               </w:rPr>
               <w:tab/>
-            </w:r>
-            <w:r>
-              <w:rPr>
-                <w:noProof/>
-              </w:rPr>
               <w:fldChar w:fldCharType="begin"/>
-            </w:r>
-            <w:r>
-              <w:rPr>
-                <w:noProof/>
-              </w:rPr>
               <w:instrText xml:space="preserve"> PAGEREF _Toc234940761 \h </w:instrText>
-            </w:r>
-            <w:r>
-              <w:rPr>
-                <w:noProof/>
-              </w:rPr>
-            </w:r>
-            <w:r>
-              <w:rPr>
-                <w:noProof/>
-              </w:rPr>
               <w:fldChar w:fldCharType="separate"/>
-            </w:r>
-            <w:r>
-              <w:rPr>
-                <w:noProof/>
-              </w:rPr>
               <w:t>13</w:t>
-            </w:r>
-            <w:r>
-              <w:rPr>
-                <w:noProof/>
-              </w:rPr>
               <w:fldChar w:fldCharType="end"/>
             </w:r>
           </w:hyperlink>
@@ -2433,40 +1289,10 @@
                 <w:noProof/>
               </w:rPr>
               <w:tab/>
-            </w:r>
-            <w:r>
-              <w:rPr>
-                <w:noProof/>
-              </w:rPr>
               <w:fldChar w:fldCharType="begin"/>
-            </w:r>
-            <w:r>
-              <w:rPr>
-                <w:noProof/>
-              </w:rPr>
               <w:instrText xml:space="preserve"> PAGEREF _Toc234940762 \h </w:instrText>
-            </w:r>
-            <w:r>
-              <w:rPr>
-                <w:noProof/>
-              </w:rPr>
-            </w:r>
-            <w:r>
-              <w:rPr>
-                <w:noProof/>
-              </w:rPr>
               <w:fldChar w:fldCharType="separate"/>
-            </w:r>
-            <w:r>
-              <w:rPr>
-                <w:noProof/>
-              </w:rPr>
               <w:t>13</w:t>
-            </w:r>
-            <w:r>
-              <w:rPr>
-                <w:noProof/>
-              </w:rPr>
               <w:fldChar w:fldCharType="end"/>
             </w:r>
           </w:hyperlink>
@@ -2494,40 +1320,10 @@
                 <w:noProof/>
               </w:rPr>
               <w:tab/>
-            </w:r>
-            <w:r>
-              <w:rPr>
-                <w:noProof/>
-              </w:rPr>
               <w:fldChar w:fldCharType="begin"/>
-            </w:r>
-            <w:r>
-              <w:rPr>
-                <w:noProof/>
-              </w:rPr>
               <w:instrText xml:space="preserve"> PAGEREF _Toc234940763 \h </w:instrText>
-            </w:r>
-            <w:r>
-              <w:rPr>
-                <w:noProof/>
-              </w:rPr>
-            </w:r>
-            <w:r>
-              <w:rPr>
-                <w:noProof/>
-              </w:rPr>
               <w:fldChar w:fldCharType="separate"/>
-            </w:r>
-            <w:r>
-              <w:rPr>
-                <w:noProof/>
-              </w:rPr>
               <w:t>13</w:t>
-            </w:r>
-            <w:r>
-              <w:rPr>
-                <w:noProof/>
-              </w:rPr>
               <w:fldChar w:fldCharType="end"/>
             </w:r>
           </w:hyperlink>
@@ -2555,40 +1351,10 @@
                 <w:noProof/>
               </w:rPr>
               <w:tab/>
-            </w:r>
-            <w:r>
-              <w:rPr>
-                <w:noProof/>
-              </w:rPr>
               <w:fldChar w:fldCharType="begin"/>
-            </w:r>
-            <w:r>
-              <w:rPr>
-                <w:noProof/>
-              </w:rPr>
               <w:instrText xml:space="preserve"> PAGEREF _Toc234940764 \h </w:instrText>
-            </w:r>
-            <w:r>
-              <w:rPr>
-                <w:noProof/>
-              </w:rPr>
-            </w:r>
-            <w:r>
-              <w:rPr>
-                <w:noProof/>
-              </w:rPr>
               <w:fldChar w:fldCharType="separate"/>
-            </w:r>
-            <w:r>
-              <w:rPr>
-                <w:noProof/>
-              </w:rPr>
               <w:t>14</w:t>
-            </w:r>
-            <w:r>
-              <w:rPr>
-                <w:noProof/>
-              </w:rPr>
               <w:fldChar w:fldCharType="end"/>
             </w:r>
           </w:hyperlink>
@@ -3384,6 +2150,47 @@
             </a:graphic>
           </wp:inline>
         </w:drawing>
+      </w:r>
+    </w:p>
+    <w:p>
+      <w:pPr>
+        <w:pBdr>
+          <w:top w:val="single" w:sz="12" w:space="0" w:color="E8A33D"/>
+          <w:left w:val="single" w:sz="12" w:space="0" w:color="E8A33D"/>
+          <w:bottom w:val="single" w:sz="12" w:space="0" w:color="E8A33D"/>
+          <w:right w:val="single" w:sz="12" w:space="0" w:color="E8A33D"/>
+        </w:pBdr>
+        <w:shd w:val="clear" w:color="auto" w:fill="FFF4E0"/>
+        <w:spacing w:before="200" w:after="200"/>
+        <w:ind w:left="120" w:right="120"/>
+      </w:pPr>
+      <w:r>
+        <w:rPr>
+          <w:b/>
+          <w:bCs/>
+        </w:rPr>
+        <w:t>⚠️ 初期パスワードは通常ランダム生成されますが、</w:t>
+      </w:r>
+      <w:r>
+        <w:t xml:space="preserve">サーバー側の環境変数 </w:t>
+      </w:r>
+      <w:r>
+        <w:rPr>
+          <w:rFonts w:ascii="Consolas" w:eastAsia="Consolas" w:hAnsi="Consolas" w:cs="Consolas"/>
+        </w:rPr>
+        <w:t>DEFAULT_USER_PASSWORD</w:t>
+      </w:r>
+      <w:r>
+        <w:t xml:space="preserve"> が設定されている場合はその固定値が使われます（検証環境で全テスターに同じ初期パスワードを配布したい場合の運用を想定）。この設定はRender側の環境変数として開発担当者が管理するもので、管理画面からは変更できません。本番の実運用でユーザーを作成する際は、</w:t>
+      </w:r>
+      <w:r>
+        <w:rPr>
+          <w:rFonts w:ascii="Consolas" w:eastAsia="Consolas" w:hAnsi="Consolas" w:cs="Consolas"/>
+        </w:rPr>
+        <w:t>DEFAULT_USER_PASSWORD</w:t>
+      </w:r>
+      <w:r>
+        <w:t>が設定されていない（＝ランダム生成される）ことを開発担当者に確認してください。</w:t>
       </w:r>
     </w:p>
     <w:p>
@@ -3795,7 +2602,16 @@
         <w:spacing w:after="80"/>
       </w:pPr>
       <w:r>
-        <w:t>成功すると作成件数が表示されます。新規作成と同様、初期パスワードは平文メールで送信されます。</w:t>
+        <w:t>成功すると作成件数が表示されます。新規作成と同様、初期パスワードは平文メールで送信されます（</w:t>
+      </w:r>
+      <w:r>
+        <w:rPr>
+          <w:rFonts w:ascii="Consolas" w:eastAsia="Consolas" w:hAnsi="Consolas" w:cs="Consolas"/>
+        </w:rPr>
+        <w:t>DEFAULT_USER_PASSWORD</w:t>
+      </w:r>
+      <w:r>
+        <w:t>が設定されている場合の挙動も新規作成と同じです。2.1参照）。</w:t>
       </w:r>
     </w:p>
     <w:p>
@@ -3936,8 +2752,6 @@
       </w:r>
       <w:r>
         <w:t>の行に加え、そのユーザーの受講登録・進捗・修了証・通知履歴もすべて削除されます。アカ</w:t>
-      </w:r>
-      <w:r>
         <w:lastRenderedPageBreak/>
         <w:t>ウントを一時的に使えなくしたいだけの場合は、削除ではなく2.4の「無効化」を使ってください。</w:t>
       </w:r>

--- a/docs/manual/admin_manual.docx
+++ b/docs/manual/admin_manual.docx
@@ -3212,6 +3212,19 @@
     </w:p>
     <w:p>
       <w:pPr>
+        <w:pStyle w:val="a4"/>
+        <w:numPr>
+          <w:ilvl w:val="0"/>
+          <w:numId w:val="3"/>
+        </w:numPr>
+        <w:spacing w:after="80"/>
+      </w:pPr>
+      <w:r>
+        <w:t>「限定公開にする」チェックボックス（割り当てたグループのメンバーのみ閲覧・受講登録できるようにします。詳細は4.5を参照してください）</w:t>
+      </w:r>
+    </w:p>
+    <w:p>
+      <w:pPr>
         <w:spacing w:after="160"/>
       </w:pPr>
       <w:r>
@@ -3782,6 +3795,241 @@
     </w:p>
     <w:p>
       <w:pPr>
+        <w:pStyle w:val="2"/>
+        <w:spacing w:before="300" w:after="160"/>
+      </w:pPr>
+      <w:r>
+        <w:t>4.5 限定公開の設定と動作</w:t>
+      </w:r>
+    </w:p>
+    <w:p>
+      <w:pPr>
+        <w:spacing w:after="160"/>
+      </w:pPr>
+      <w:r>
+        <w:t>4.1の「限定公開にする」チェックボックスをONにすると、そのコースは</w:t>
+      </w:r>
+      <w:r>
+        <w:rPr>
+          <w:b/>
+          <w:bCs/>
+        </w:rPr>
+        <w:t>割り当てたグループのメンバーだけが閲覧・受講登録できる</w:t>
+      </w:r>
+      <w:r>
+        <w:t>コースになります。グループの割り当て方法は4.6または6.3を参照してください。</w:t>
+      </w:r>
+    </w:p>
+    <w:p>
+      <w:pPr>
+        <w:pStyle w:val="a4"/>
+        <w:numPr>
+          <w:ilvl w:val="0"/>
+          <w:numId w:val="3"/>
+        </w:numPr>
+        <w:spacing w:after="80"/>
+      </w:pPr>
+      <w:r>
+        <w:rPr>
+          <w:b/>
+          <w:bCs/>
+        </w:rPr>
+        <w:t>対象外の学習者には、コースの存在自体が見えません。</w:t>
+      </w:r>
+      <w:r>
+        <w:t>ダッシュボードのコースカタログに表示されず、コース詳細画面に直接URLでアクセスしても「コースが見つかりません」と表示されます（非公開コースにアクセスした場合と同じ表示です）。受講登録APIを直接呼び出した場合も同様に拒否されます。</w:t>
+      </w:r>
+    </w:p>
+    <w:p>
+      <w:pPr>
+        <w:pStyle w:val="a4"/>
+        <w:numPr>
+          <w:ilvl w:val="0"/>
+          <w:numId w:val="3"/>
+        </w:numPr>
+        <w:spacing w:after="80"/>
+      </w:pPr>
+      <w:r>
+        <w:rPr>
+          <w:b/>
+          <w:bCs/>
+        </w:rPr>
+        <w:t>管理者（admin/super_admin）は、グループへの所属に関係なく常に閲覧・受講登録できます。</w:t>
+      </w:r>
+      <w:r>
+        <w:t>動作確認のため管理者アカウントで内容を確認する分には制限を受けません。</w:t>
+      </w:r>
+    </w:p>
+    <w:p>
+      <w:pPr>
+        <w:pStyle w:val="a4"/>
+        <w:numPr>
+          <w:ilvl w:val="0"/>
+          <w:numId w:val="3"/>
+        </w:numPr>
+        <w:spacing w:after="80"/>
+      </w:pPr>
+      <w:r>
+        <w:rPr>
+          <w:b/>
+          <w:bCs/>
+        </w:rPr>
+        <w:t>限定公開にするだけでは誰も閲覧できるようにはなりません。</w:t>
+      </w:r>
+      <w:r>
+        <w:t>必ず4.6または6章でいずれかのグループを割り当ててください。割り当てると、その時点のグループメンバー全員に受講登録が自動作成されます（6.3と同じ挙動）。</w:t>
+      </w:r>
+    </w:p>
+    <w:p>
+      <w:pPr>
+        <w:pStyle w:val="a4"/>
+        <w:numPr>
+          <w:ilvl w:val="0"/>
+          <w:numId w:val="3"/>
+        </w:numPr>
+        <w:spacing w:after="80"/>
+      </w:pPr>
+      <w:r>
+        <w:t>「公開する」チェックボックス（4.3）とは独立した設定です。非公開かつ限定公開のコースは、対象グループのメンバーであっても学習者には表示されません（非公開が優先されます）。全体公開したいが特定グループだけに絞りたい場合は、「公開する」をONにした上で「限定公開にする」もONにしてください。</w:t>
+      </w:r>
+    </w:p>
+    <w:p>
+      <w:pPr>
+        <w:pStyle w:val="a4"/>
+        <w:numPr>
+          <w:ilvl w:val="0"/>
+          <w:numId w:val="3"/>
+        </w:numPr>
+        <w:spacing w:after="80"/>
+      </w:pPr>
+      <w:r>
+        <w:t>後からグループの割り当てを外しても、</w:t>
+      </w:r>
+      <w:r>
+        <w:rPr>
+          <w:b/>
+          <w:bCs/>
+        </w:rPr>
+        <w:t>既に作成済みの受講登録・進捗はそのまま残ります</w:t>
+      </w:r>
+      <w:r>
+        <w:t>（受講中・修了済みのユーザーが急にアクセスできなくなることはありません）。</w:t>
+      </w:r>
+    </w:p>
+    <w:p>
+      <w:pPr>
+        <w:pStyle w:val="2"/>
+        <w:spacing w:before="300" w:after="160"/>
+      </w:pPr>
+      <w:r>
+        <w:t>4.6 グループ割り当て（コース編集画面から）</w:t>
+      </w:r>
+    </w:p>
+    <w:p>
+      <w:pPr>
+        <w:spacing w:after="160"/>
+      </w:pPr>
+      <w:r>
+        <w:t>コース編集画面（</w:t>
+      </w:r>
+      <w:r>
+        <w:rPr>
+          <w:rFonts w:ascii="Consolas" w:eastAsia="Consolas" w:hAnsi="Consolas" w:cs="Consolas"/>
+          <w:shd w:val="clear" w:color="auto" w:fill="EFEFEF"/>
+        </w:rPr>
+        <w:t>https://hs-lms.vercel.app/admin/courses/{コースID}/edit</w:t>
+      </w:r>
+      <w:r>
+        <w:t>）の一番下、「変更を保存する」ボタンの下に「グループ割り当て」セクションがあります。</w:t>
+      </w:r>
+      <w:r>
+        <w:rPr>
+          <w:b/>
+          <w:bCs/>
+        </w:rPr>
+        <w:t>新規作成画面にはこのセクションはありません</w:t>
+      </w:r>
+      <w:r>
+        <w:t>（コースを一度保存してから編集画面を開くと表示されます）。</w:t>
+      </w:r>
+    </w:p>
+    <w:p>
+      <w:pPr>
+        <w:pStyle w:val="a4"/>
+        <w:numPr>
+          <w:ilvl w:val="0"/>
+          <w:numId w:val="2"/>
+        </w:numPr>
+        <w:spacing w:after="80"/>
+      </w:pPr>
+      <w:r>
+        <w:t>現在割り当て済みのグループが一覧表示されます（未割り当ての場合は「割り当てられたグループはありません。」と表示されます）。</w:t>
+      </w:r>
+    </w:p>
+    <w:p>
+      <w:pPr>
+        <w:pStyle w:val="a4"/>
+        <w:numPr>
+          <w:ilvl w:val="0"/>
+          <w:numId w:val="2"/>
+        </w:numPr>
+        <w:spacing w:after="80"/>
+      </w:pPr>
+      <w:r>
+        <w:t>セレクトボックスから追加したいグループを選ぶと、</w:t>
+      </w:r>
+      <w:r>
+        <w:rPr>
+          <w:b/>
+          <w:bCs/>
+        </w:rPr>
+        <w:t>選んだ時点で即座に割り当てられます</w:t>
+      </w:r>
+      <w:r>
+        <w:t>（別途ボタンを押す必要はありません）。</w:t>
+      </w:r>
+    </w:p>
+    <w:p>
+      <w:pPr>
+        <w:pStyle w:val="a4"/>
+        <w:numPr>
+          <w:ilvl w:val="0"/>
+          <w:numId w:val="2"/>
+        </w:numPr>
+        <w:spacing w:after="80"/>
+      </w:pPr>
+      <w:r>
+        <w:t>一覧の各グループの「解除」ボタンで割り当てを解除できます（確認ダイアログが表示されます）。</w:t>
+      </w:r>
+    </w:p>
+    <w:p>
+      <w:pPr>
+        <w:pStyle w:val="a4"/>
+        <w:numPr>
+          <w:ilvl w:val="0"/>
+          <w:numId w:val="2"/>
+        </w:numPr>
+        <w:spacing w:after="80"/>
+      </w:pPr>
+      <w:r>
+        <w:t>ここでの割り当て・解除は、6章のグループ編集画面から行う操作と完全に同じ結果になります（同じデータを両方の画面から編集しているだけで、どちらの画面を使っても構いません）。コースを起点に複数グループへまとめて割り当てたい場合はこの画面、グループを起点にメンバーとコースをまとめて管理したい場合は6章の画面が便利です。</w:t>
+      </w:r>
+    </w:p>
+    <w:p>
+      <w:pPr>
+        <w:pStyle w:val="a4"/>
+        <w:numPr>
+          <w:ilvl w:val="0"/>
+          <w:numId w:val="2"/>
+        </w:numPr>
+        <w:spacing w:after="80"/>
+      </w:pPr>
+      <w:r>
+        <w:t>全体公開のコースにグループを割り当てても、そのコースの公開範囲は変わりません（誰でも引き続き閲覧できます）。割り当ての効果は、そのグループの現メンバー全員への受講登録の自動作成のみです。閲覧・受講登録を対象グループのメンバーに限定したい場合は、あわせて4.5の「限定公開にする」もONにしてください。</w:t>
+      </w:r>
+    </w:p>
+    <w:p>
+      <w:pPr>
         <w:pStyle w:val="1"/>
         <w:spacing w:before="400" w:after="200"/>
       </w:pPr>
@@ -4056,6 +4304,24 @@
     </w:p>
     <w:p>
       <w:pPr>
+        <w:spacing w:after="160"/>
+      </w:pPr>
+      <w:r>
+        <w:t>コースの「限定公開」（4.5）の公開範囲を決める役割も兼ねています。グループ詳細画面は「メンバー」セクションと「割り当てコース」セクションが</w:t>
+      </w:r>
+      <w:r>
+        <w:rPr>
+          <w:b/>
+          <w:bCs/>
+        </w:rPr>
+        <w:t>左右2カラムで並んで表示</w:t>
+      </w:r>
+      <w:r>
+        <w:t>され、スクロールせずに両方の状況を見渡せます（画面幅が狭い場合は縦積み表示に切り替わります）。</w:t>
+      </w:r>
+    </w:p>
+    <w:p>
+      <w:pPr>
         <w:pBdr>
           <w:top w:val="dashed" w:sz="6" w:space="0" w:color="AAAAAA"/>
           <w:left w:val="dashed" w:sz="6" w:space="0" w:color="AAAAAA"/>
@@ -4139,13 +4405,23 @@
         <w:spacing w:after="160"/>
       </w:pPr>
       <w:r>
-        <w:t>グループ詳細画面の「メンバー」セクションで、プルダウンからユーザーを選択し「追加」を押します。「削除」ボタンでメンバーから外せますが、</w:t>
+        <w:t>グループ詳細画面の「メンバー」セクションで、プルダウンからユーザーを選ぶと</w:t>
       </w:r>
       <w:r>
         <w:rPr>
           <w:b/>
           <w:bCs/>
         </w:rPr>
+        <w:t>その場で即座に追加されます</w:t>
+      </w:r>
+      <w:r>
+        <w:t>（別途ボタンを押す必要はありません）。追加後はプルダウンの選択肢からそのユーザーが自動的に外れます。「削除」ボタン（確認ダイアログが表示されます）でメンバーから外せますが、</w:t>
+      </w:r>
+      <w:r>
+        <w:rPr>
+          <w:b/>
+          <w:bCs/>
+        </w:rPr>
         <w:t>メンバーから外しても、それまでに作成された受講登録・進捗はそのまま残ります</w:t>
       </w:r>
       <w:r>
@@ -4168,24 +4444,17 @@
         <w:spacing w:after="160"/>
       </w:pPr>
       <w:r>
-        <w:t>「割り当てコース」セクションで、プルダウンからコースを選択し「割り当て」を押します。</w:t>
-      </w:r>
-    </w:p>
-    <w:p>
-      <w:pPr>
-        <w:pStyle w:val="a4"/>
-        <w:numPr>
-          <w:ilvl w:val="0"/>
-          <w:numId w:val="3"/>
-        </w:numPr>
-        <w:spacing w:after="80"/>
-      </w:pPr>
+        <w:t>「割り当てコース」セクションで、プルダウンからコースを選ぶと</w:t>
+      </w:r>
       <w:r>
         <w:rPr>
           <w:b/>
           <w:bCs/>
         </w:rPr>
-        <w:t>コースを割り当てると、その時点のメンバー全員に受講登録が自動作成されます。</w:t>
+        <w:t>その場で即座に割り当てられます</w:t>
+      </w:r>
+      <w:r>
+        <w:t>（別途ボタンを押す必要はありません）。コースの編集画面（4.6）から同じ操作を行うこともできます。</w:t>
       </w:r>
     </w:p>
     <w:p>
@@ -4202,6 +4471,23 @@
           <w:b/>
           <w:bCs/>
         </w:rPr>
+        <w:t>コースを割り当てると、その時点のメンバー全員に受講登録が自動作成されます。</w:t>
+      </w:r>
+    </w:p>
+    <w:p>
+      <w:pPr>
+        <w:pStyle w:val="a4"/>
+        <w:numPr>
+          <w:ilvl w:val="0"/>
+          <w:numId w:val="3"/>
+        </w:numPr>
+        <w:spacing w:after="80"/>
+      </w:pPr>
+      <w:r>
+        <w:rPr>
+          <w:b/>
+          <w:bCs/>
+        </w:rPr>
         <w:t>その後に新しいメンバーを追加すると、その時点で割り当て済みの全コースへの受講登録が自動作成されます。</w:t>
       </w:r>
     </w:p>
@@ -4229,6 +4515,33 @@
       </w:pPr>
       <w:r>
         <w:t>非公開コースも割り当て自体は可能ですが、その場合の学習者側の見え方は個別に確認することを推奨します。</w:t>
+      </w:r>
+    </w:p>
+    <w:p>
+      <w:pPr>
+        <w:pStyle w:val="a4"/>
+        <w:numPr>
+          <w:ilvl w:val="0"/>
+          <w:numId w:val="3"/>
+        </w:numPr>
+        <w:spacing w:after="80"/>
+      </w:pPr>
+      <w:r>
+        <w:rPr>
+          <w:b/>
+          <w:bCs/>
+        </w:rPr>
+        <w:t>対象コースが「限定公開」（4.5）に設定されている場合、</w:t>
+      </w:r>
+      <w:r>
+        <w:rPr>
+          <w:b/>
+          <w:bCs/>
+        </w:rPr>
+        <w:t>ここでの割り当てが「誰が閲覧・受講登録できるか」を直接左右します。</w:t>
+      </w:r>
+      <w:r>
+        <w:t>割り当てを解除すると、そのグループのメンバーは（既存の受講登録がある人を除き）以後そのコースを閲覧できなくなります。</w:t>
       </w:r>
     </w:p>
     <w:p>
@@ -4725,14 +5038,24 @@
         <w:spacing w:after="160"/>
       </w:pPr>
       <w:r>
-        <w:t>コースが作成されていても、</w:t>
-      </w:r>
+        <w:t>原因は主に2つ考えられます。</w:t>
+      </w:r>
+    </w:p>
+    <w:p>
+      <w:pPr>
+        <w:pStyle w:val="a4"/>
+        <w:numPr>
+          <w:ilvl w:val="0"/>
+          <w:numId w:val="2"/>
+        </w:numPr>
+        <w:spacing w:after="80"/>
+      </w:pPr>
       <w:r>
         <w:rPr>
           <w:b/>
           <w:bCs/>
         </w:rPr>
-        <w:t>「公開する」がOFF（非公開）のままだと学習者には表示されません</w:t>
+        <w:t>「公開する」がOFF（非公開）のまま</w:t>
       </w:r>
       <w:r>
         <w:t>（4.3参照）。管理者であっても、非公開コースへの受講登録（enroll）はできません。</w:t>
@@ -4746,6 +5069,29 @@
       </w:r>
       <w:r>
         <w:t>で該当コースの状態が「非公開」になっていないか確認し、必要であれば「公開する」に切り替えてください。</w:t>
+      </w:r>
+    </w:p>
+    <w:p>
+      <w:pPr>
+        <w:pStyle w:val="a4"/>
+        <w:numPr>
+          <w:ilvl w:val="0"/>
+          <w:numId w:val="2"/>
+        </w:numPr>
+        <w:spacing w:after="80"/>
+      </w:pPr>
+      <w:r>
+        <w:rPr>
+          <w:b/>
+          <w:bCs/>
+        </w:rPr>
+        <w:t>「限定公開」がONで、対象の学習者が割り当てグループに所属していない</w:t>
+      </w:r>
+      <w:r>
+        <w:t>（4.5参照）。この場合、公開状態が「公開中」であっても対象外の学習者には表示されません。</w:t>
+      </w:r>
+      <w:r>
+        <w:t>/admin/courses一覧で対象コースに「限定」バッジが付いていないか確認し、付いている場合は4.6または6.3でその学習者が所属するグループを割り当ててください。管理者アカウントは限定公開の影響を受けないため、管理者で確認しても再現しない点に注意してください。</w:t>
       </w:r>
     </w:p>
     <w:p>
